--- a/02_ANALISIS/01_DOCUMENTO_DE_ANALISIS_DEL_SISTEMA.docx
+++ b/02_ANALISIS/01_DOCUMENTO_DE_ANALISIS_DEL_SISTEMA.docx
@@ -557,7 +557,7 @@
       <w:r>
         <w:t xml:space="preserve">). No cubre la instancia real de MySQL en Clever Cloud, la instancia de n8n ni servidores SMTP, que no se consultaron (ver </w:t>
       </w:r>
-      <w:hyperlink w:history="1" r:id="rIdlixvrii9wfxzpkvja4ux0">
+      <w:hyperlink w:history="1" r:id="rIdd3qxzqalasihi76ksylnq">
         <w:r>
           <w:rPr>
             <w:color w:val="1D4ED8"/>
@@ -1781,7 +1781,7 @@
       <w:r>
         <w:t xml:space="preserve">, sin HTTPS y con servicios gratuitos (</w:t>
       </w:r>
-      <w:hyperlink w:history="1" r:id="rIdleedq-n2kbm8jlyfmmk0t">
+      <w:hyperlink w:history="1" r:id="rIdfjt4gyrkwpyp9ziqui1oa">
         <w:r>
           <w:rPr>
             <w:color w:val="1D4ED8"/>
@@ -1922,7 +1922,7 @@
       <w:r>
         <w:t xml:space="preserve">Ver </w:t>
       </w:r>
-      <w:hyperlink w:history="1" r:id="rIdp16uh4qjxus-yimh1emus">
+      <w:hyperlink w:history="1" r:id="rIdwar1yrlirgqc_9nebn1yc">
         <w:r>
           <w:rPr>
             <w:color w:val="1D4ED8"/>
@@ -1978,7 +1978,7 @@
       <w:r>
         <w:t xml:space="preserve">Procesos de negocio: </w:t>
       </w:r>
-      <w:hyperlink w:history="1" r:id="rIdqczjz_yzooqgrqt8mtyhv">
+      <w:hyperlink w:history="1" r:id="rId8owshko9x69w4ja9vyli6">
         <w:r>
           <w:rPr>
             <w:color w:val="1D4ED8"/>
@@ -2007,7 +2007,7 @@
         <w:noBreakHyphen/>
         <w:t xml:space="preserve">023: </w:t>
       </w:r>
-      <w:hyperlink w:history="1" r:id="rId9fqyfwc3a7dv6s937hkx-">
+      <w:hyperlink w:history="1" r:id="rIdcwr2gpytpw46ufqybluqt">
         <w:r>
           <w:rPr>
             <w:color w:val="1D4ED8"/>
@@ -2019,7 +2019,7 @@
       <w:r>
         <w:t xml:space="preserve"> y </w:t>
       </w:r>
-      <w:hyperlink w:history="1" r:id="rIdwxacofdqc0thzg23vvfg0">
+      <w:hyperlink w:history="1" r:id="rIdrhtembcenfymlyfklbleo">
         <w:r>
           <w:rPr>
             <w:color w:val="1D4ED8"/>
@@ -2044,7 +2044,7 @@
       <w:r>
         <w:t xml:space="preserve">Flujos con errores y casos límite: </w:t>
       </w:r>
-      <w:hyperlink w:history="1" r:id="rIddljqjhmzsd1r9lw2jstdi">
+      <w:hyperlink w:history="1" r:id="rId6d-dxelznzzcnhv4zdjtl">
         <w:r>
           <w:rPr>
             <w:color w:val="1D4ED8"/>
@@ -2078,7 +2078,7 @@
       <w:r>
         <w:t xml:space="preserve">Modelo conceptual: </w:t>
       </w:r>
-      <w:hyperlink w:history="1" r:id="rId3uxlszy_fptnwpg_wbldn">
+      <w:hyperlink w:history="1" r:id="rIdddf9momiil372l_6-xdle">
         <w:r>
           <w:rPr>
             <w:color w:val="1D4ED8"/>
@@ -2103,7 +2103,7 @@
       <w:r>
         <w:t xml:space="preserve">Diccionario de negocio: </w:t>
       </w:r>
-      <w:hyperlink w:history="1" r:id="rId_ltv68zyixslpptq4wvaj">
+      <w:hyperlink w:history="1" r:id="rIdrwbzpwdiwpqp5pplf8-nh">
         <w:r>
           <w:rPr>
             <w:color w:val="1D4ED8"/>
@@ -2115,7 +2115,7 @@
       <w:r>
         <w:t xml:space="preserve">. El diccionario técnico (columnas y tipos) está en </w:t>
       </w:r>
-      <w:hyperlink w:history="1" r:id="rIdtknh2ojjeczcy6dyj0m0j">
+      <w:hyperlink w:history="1" r:id="rId0z7-g6e-0torixzdsj6mt">
         <w:r>
           <w:rPr>
             <w:color w:val="1D4ED8"/>
@@ -2173,7 +2173,7 @@
       <w:r>
         <w:t xml:space="preserve">Integraciones: </w:t>
       </w:r>
-      <w:hyperlink w:history="1" r:id="rIdfy86h7pmyk9t_exlk6imq">
+      <w:hyperlink w:history="1" r:id="rIdujgaiuckkmpbc3j12q3tk">
         <w:r>
           <w:rPr>
             <w:color w:val="1D4ED8"/>
@@ -2198,7 +2198,7 @@
       <w:r>
         <w:t xml:space="preserve">Riesgos técnicos: </w:t>
       </w:r>
-      <w:hyperlink w:history="1" r:id="rId58p7gwyblhbcw4xuajmw6">
+      <w:hyperlink w:history="1" r:id="rIdl9zcr3rckekzdtwbi0btj">
         <w:r>
           <w:rPr>
             <w:color w:val="1D4ED8"/>
@@ -2234,9 +2234,9 @@
         <w:tblLayout w:type="fixed"/>
       </w:tblPr>
       <w:tblGrid>
-        <w:gridCol w:w="2663"/>
-        <w:gridCol w:w="3164"/>
-        <w:gridCol w:w="3533"/>
+        <w:gridCol w:w="2559"/>
+        <w:gridCol w:w="3277"/>
+        <w:gridCol w:w="3524"/>
       </w:tblGrid>
       <w:tr>
         <w:trPr>
@@ -2244,7 +2244,7 @@
         </w:trPr>
         <w:tc>
           <w:tcPr>
-            <w:tcW w:type="dxa" w:w="2663"/>
+            <w:tcW w:type="dxa" w:w="2559"/>
             <w:tcBorders>
               <w:top w:val="single" w:color="CBD5E1" w:sz="4"/>
               <w:left w:val="single" w:color="CBD5E1" w:sz="4"/>
@@ -2274,7 +2274,7 @@
         </w:tc>
         <w:tc>
           <w:tcPr>
-            <w:tcW w:type="dxa" w:w="3164"/>
+            <w:tcW w:type="dxa" w:w="3277"/>
             <w:tcBorders>
               <w:top w:val="single" w:color="CBD5E1" w:sz="4"/>
               <w:left w:val="single" w:color="CBD5E1" w:sz="4"/>
@@ -2304,7 +2304,7 @@
         </w:tc>
         <w:tc>
           <w:tcPr>
-            <w:tcW w:type="dxa" w:w="3533"/>
+            <w:tcW w:type="dxa" w:w="3524"/>
             <w:tcBorders>
               <w:top w:val="single" w:color="CBD5E1" w:sz="4"/>
               <w:left w:val="single" w:color="CBD5E1" w:sz="4"/>
@@ -2336,7 +2336,7 @@
       <w:tr>
         <w:tc>
           <w:tcPr>
-            <w:tcW w:type="dxa" w:w="2663"/>
+            <w:tcW w:type="dxa" w:w="2559"/>
             <w:tcBorders>
               <w:top w:val="single" w:color="CBD5E1" w:sz="4"/>
               <w:left w:val="single" w:color="CBD5E1" w:sz="4"/>
@@ -2363,7 +2363,7 @@
         </w:tc>
         <w:tc>
           <w:tcPr>
-            <w:tcW w:type="dxa" w:w="3164"/>
+            <w:tcW w:type="dxa" w:w="3277"/>
             <w:tcBorders>
               <w:top w:val="single" w:color="CBD5E1" w:sz="4"/>
               <w:left w:val="single" w:color="CBD5E1" w:sz="4"/>
@@ -2390,7 +2390,7 @@
         </w:tc>
         <w:tc>
           <w:tcPr>
-            <w:tcW w:type="dxa" w:w="3533"/>
+            <w:tcW w:type="dxa" w:w="3524"/>
             <w:tcBorders>
               <w:top w:val="single" w:color="CBD5E1" w:sz="4"/>
               <w:left w:val="single" w:color="CBD5E1" w:sz="4"/>
@@ -2435,7 +2435,7 @@
       <w:tr>
         <w:tc>
           <w:tcPr>
-            <w:tcW w:type="dxa" w:w="2663"/>
+            <w:tcW w:type="dxa" w:w="2559"/>
             <w:tcBorders>
               <w:top w:val="single" w:color="CBD5E1" w:sz="4"/>
               <w:left w:val="single" w:color="CBD5E1" w:sz="4"/>
@@ -2462,7 +2462,7 @@
         </w:tc>
         <w:tc>
           <w:tcPr>
-            <w:tcW w:type="dxa" w:w="3164"/>
+            <w:tcW w:type="dxa" w:w="3277"/>
             <w:tcBorders>
               <w:top w:val="single" w:color="CBD5E1" w:sz="4"/>
               <w:left w:val="single" w:color="CBD5E1" w:sz="4"/>
@@ -2489,23 +2489,23 @@
         </w:tc>
         <w:tc>
           <w:tcPr>
-            <w:tcW w:type="dxa" w:w="3533"/>
-            <w:tcBorders>
-              <w:top w:val="single" w:color="CBD5E1" w:sz="4"/>
-              <w:left w:val="single" w:color="CBD5E1" w:sz="4"/>
-              <w:bottom w:val="single" w:color="CBD5E1" w:sz="4"/>
-              <w:right w:val="single" w:color="CBD5E1" w:sz="4"/>
-            </w:tcBorders>
-            <w:tcMar>
-              <w:top w:type="dxa" w:w="60"/>
-              <w:left w:type="dxa" w:w="90"/>
-              <w:bottom w:type="dxa" w:w="60"/>
-              <w:right w:type="dxa" w:w="90"/>
-            </w:tcMar>
-            <w:vAlign w:val="top"/>
-          </w:tcPr>
-          <w:p>
-            <w:hyperlink w:history="1" r:id="rIdxdokf2l_kcdy_qonkqzqn">
+            <w:tcW w:type="dxa" w:w="3524"/>
+            <w:tcBorders>
+              <w:top w:val="single" w:color="CBD5E1" w:sz="4"/>
+              <w:left w:val="single" w:color="CBD5E1" w:sz="4"/>
+              <w:bottom w:val="single" w:color="CBD5E1" w:sz="4"/>
+              <w:right w:val="single" w:color="CBD5E1" w:sz="4"/>
+            </w:tcBorders>
+            <w:tcMar>
+              <w:top w:type="dxa" w:w="60"/>
+              <w:left w:type="dxa" w:w="90"/>
+              <w:bottom w:type="dxa" w:w="60"/>
+              <w:right w:type="dxa" w:w="90"/>
+            </w:tcMar>
+            <w:vAlign w:val="top"/>
+          </w:tcPr>
+          <w:p>
+            <w:hyperlink w:history="1" r:id="rIdqadmam9vpsz--lf1yyqih">
               <w:r>
                 <w:rPr>
                   <w:color w:val="1D4ED8"/>
@@ -2522,7 +2522,7 @@
       <w:tr>
         <w:tc>
           <w:tcPr>
-            <w:tcW w:type="dxa" w:w="2663"/>
+            <w:tcW w:type="dxa" w:w="2559"/>
             <w:tcBorders>
               <w:top w:val="single" w:color="CBD5E1" w:sz="4"/>
               <w:left w:val="single" w:color="CBD5E1" w:sz="4"/>
@@ -2549,7 +2549,7 @@
         </w:tc>
         <w:tc>
           <w:tcPr>
-            <w:tcW w:type="dxa" w:w="3164"/>
+            <w:tcW w:type="dxa" w:w="3277"/>
             <w:tcBorders>
               <w:top w:val="single" w:color="CBD5E1" w:sz="4"/>
               <w:left w:val="single" w:color="CBD5E1" w:sz="4"/>
@@ -2576,7 +2576,7 @@
         </w:tc>
         <w:tc>
           <w:tcPr>
-            <w:tcW w:type="dxa" w:w="3533"/>
+            <w:tcW w:type="dxa" w:w="3524"/>
             <w:tcBorders>
               <w:top w:val="single" w:color="CBD5E1" w:sz="4"/>
               <w:left w:val="single" w:color="CBD5E1" w:sz="4"/>
@@ -2607,7 +2607,7 @@
       <w:tr>
         <w:tc>
           <w:tcPr>
-            <w:tcW w:type="dxa" w:w="2663"/>
+            <w:tcW w:type="dxa" w:w="2559"/>
             <w:tcBorders>
               <w:top w:val="single" w:color="CBD5E1" w:sz="4"/>
               <w:left w:val="single" w:color="CBD5E1" w:sz="4"/>
@@ -2634,34 +2634,50 @@
         </w:tc>
         <w:tc>
           <w:tcPr>
-            <w:tcW w:type="dxa" w:w="3164"/>
-            <w:tcBorders>
-              <w:top w:val="single" w:color="CBD5E1" w:sz="4"/>
-              <w:left w:val="single" w:color="CBD5E1" w:sz="4"/>
-              <w:bottom w:val="single" w:color="CBD5E1" w:sz="4"/>
-              <w:right w:val="single" w:color="CBD5E1" w:sz="4"/>
-            </w:tcBorders>
-            <w:tcMar>
-              <w:top w:type="dxa" w:w="60"/>
-              <w:left w:type="dxa" w:w="90"/>
-              <w:bottom w:type="dxa" w:w="60"/>
-              <w:right w:type="dxa" w:w="90"/>
-            </w:tcMar>
-            <w:vAlign w:val="top"/>
-          </w:tcPr>
-          <w:p>
-            <w:r>
-              <w:rPr>
-                <w:sz w:val="17"/>
-                <w:szCs w:val="17"/>
-              </w:rPr>
-              <w:t xml:space="preserve">PARCIALMENTE IMPLEMENTADO (solo API, salvo cambio de contraseña)</w:t>
-            </w:r>
-          </w:p>
-        </w:tc>
-        <w:tc>
-          <w:tcPr>
-            <w:tcW w:type="dxa" w:w="3533"/>
+            <w:tcW w:type="dxa" w:w="3277"/>
+            <w:tcBorders>
+              <w:top w:val="single" w:color="CBD5E1" w:sz="4"/>
+              <w:left w:val="single" w:color="CBD5E1" w:sz="4"/>
+              <w:bottom w:val="single" w:color="CBD5E1" w:sz="4"/>
+              <w:right w:val="single" w:color="CBD5E1" w:sz="4"/>
+            </w:tcBorders>
+            <w:tcMar>
+              <w:top w:type="dxa" w:w="60"/>
+              <w:left w:type="dxa" w:w="90"/>
+              <w:bottom w:type="dxa" w:w="60"/>
+              <w:right w:type="dxa" w:w="90"/>
+            </w:tcMar>
+            <w:vAlign w:val="top"/>
+          </w:tcPr>
+          <w:p>
+            <w:r>
+              <w:rPr>
+                <w:sz w:val="17"/>
+                <w:szCs w:val="17"/>
+              </w:rPr>
+              <w:t xml:space="preserve">IMPLEMENTADO Y VERIFICADO (</w:t>
+            </w:r>
+            <w:r>
+              <w:rPr>
+                <w:rFonts w:ascii="Consolas" w:cs="Consolas" w:eastAsia="Consolas" w:hAnsi="Consolas"/>
+                <w:sz w:val="16"/>
+                <w:szCs w:val="16"/>
+                <w:shd w:fill="F1F5F9" w:color="auto" w:val="clear"/>
+              </w:rPr>
+              <w:t xml:space="preserve">mi-cuenta.html</w:t>
+            </w:r>
+            <w:r>
+              <w:rPr>
+                <w:sz w:val="17"/>
+                <w:szCs w:val="17"/>
+              </w:rPr>
+              <w:t xml:space="preserve">, 2026-10-16)</w:t>
+            </w:r>
+          </w:p>
+        </w:tc>
+        <w:tc>
+          <w:tcPr>
+            <w:tcW w:type="dxa" w:w="3524"/>
             <w:tcBorders>
               <w:top w:val="single" w:color="CBD5E1" w:sz="4"/>
               <w:left w:val="single" w:color="CBD5E1" w:sz="4"/>
@@ -2684,7 +2700,7 @@
               </w:rPr>
               <w:t xml:space="preserve">BUG</w:t>
               <w:noBreakHyphen/>
-              <w:t xml:space="preserve">004</w:t>
+              <w:t xml:space="preserve">004 corregido</w:t>
             </w:r>
           </w:p>
         </w:tc>
@@ -2692,7 +2708,7 @@
       <w:tr>
         <w:tc>
           <w:tcPr>
-            <w:tcW w:type="dxa" w:w="2663"/>
+            <w:tcW w:type="dxa" w:w="2559"/>
             <w:tcBorders>
               <w:top w:val="single" w:color="CBD5E1" w:sz="4"/>
               <w:left w:val="single" w:color="CBD5E1" w:sz="4"/>
@@ -2719,7 +2735,7 @@
         </w:tc>
         <w:tc>
           <w:tcPr>
-            <w:tcW w:type="dxa" w:w="3164"/>
+            <w:tcW w:type="dxa" w:w="3277"/>
             <w:tcBorders>
               <w:top w:val="single" w:color="CBD5E1" w:sz="4"/>
               <w:left w:val="single" w:color="CBD5E1" w:sz="4"/>
@@ -2746,7 +2762,7 @@
         </w:tc>
         <w:tc>
           <w:tcPr>
-            <w:tcW w:type="dxa" w:w="3533"/>
+            <w:tcW w:type="dxa" w:w="3524"/>
             <w:tcBorders>
               <w:top w:val="single" w:color="CBD5E1" w:sz="4"/>
               <w:left w:val="single" w:color="CBD5E1" w:sz="4"/>
@@ -2777,7 +2793,7 @@
       <w:tr>
         <w:tc>
           <w:tcPr>
-            <w:tcW w:type="dxa" w:w="2663"/>
+            <w:tcW w:type="dxa" w:w="2559"/>
             <w:tcBorders>
               <w:top w:val="single" w:color="CBD5E1" w:sz="4"/>
               <w:left w:val="single" w:color="CBD5E1" w:sz="4"/>
@@ -2804,7 +2820,7 @@
         </w:tc>
         <w:tc>
           <w:tcPr>
-            <w:tcW w:type="dxa" w:w="3164"/>
+            <w:tcW w:type="dxa" w:w="3277"/>
             <w:tcBorders>
               <w:top w:val="single" w:color="CBD5E1" w:sz="4"/>
               <w:left w:val="single" w:color="CBD5E1" w:sz="4"/>
@@ -2831,7 +2847,7 @@
         </w:tc>
         <w:tc>
           <w:tcPr>
-            <w:tcW w:type="dxa" w:w="3533"/>
+            <w:tcW w:type="dxa" w:w="3524"/>
             <w:tcBorders>
               <w:top w:val="single" w:color="CBD5E1" w:sz="4"/>
               <w:left w:val="single" w:color="CBD5E1" w:sz="4"/>
@@ -2900,7 +2916,7 @@
         </w:numPr>
         <w:spacing w:after="40"/>
       </w:pPr>
-      <w:hyperlink w:history="1" r:id="rIdpp4dnpi8erdbflsjb7guk">
+      <w:hyperlink w:history="1" r:id="rIdwnabfu0_l1fuiabcbwbez">
         <w:r>
           <w:rPr>
             <w:color w:val="1D4ED8"/>
@@ -2919,7 +2935,7 @@
         </w:numPr>
         <w:spacing w:after="40"/>
       </w:pPr>
-      <w:hyperlink w:history="1" r:id="rId2fz4nmmo1mmorhzzabzao">
+      <w:hyperlink w:history="1" r:id="rIdsyrgvtpnqdcz5cv7-ot2v">
         <w:r>
           <w:rPr>
             <w:color w:val="1D4ED8"/>
@@ -2938,7 +2954,7 @@
         </w:numPr>
         <w:spacing w:after="40"/>
       </w:pPr>
-      <w:hyperlink w:history="1" r:id="rIddoo4pnhihgf7ahqjbutsu">
+      <w:hyperlink w:history="1" r:id="rIdnof1eewwjty3oj2pnv8jp">
         <w:r>
           <w:rPr>
             <w:color w:val="1D4ED8"/>
@@ -2950,7 +2966,7 @@
       <w:r>
         <w:t xml:space="preserve">, </w:t>
       </w:r>
-      <w:hyperlink w:history="1" r:id="rIdcn_0bmsq1w74tzdw8l8fw">
+      <w:hyperlink w:history="1" r:id="rIddfi5wxiv9qvdv46zhhyiw">
         <w:r>
           <w:rPr>
             <w:color w:val="1D4ED8"/>
@@ -2962,7 +2978,7 @@
       <w:r>
         <w:t xml:space="preserve">, </w:t>
       </w:r>
-      <w:hyperlink w:history="1" r:id="rIdohymrql5h_l1vq39nyzxb">
+      <w:hyperlink w:history="1" r:id="rIdafmwrkecaigyriho8mowv">
         <w:r>
           <w:rPr>
             <w:color w:val="1D4ED8"/>
